--- a/PROJECT_STRUCTURE.docx
+++ b/PROJECT_STRUCTURE.docx
@@ -986,7 +986,17 @@
                 <w:szCs w:val="22"/>
                 <w:rtl/>
               </w:rPr>
-              <w:t xml:space="preserve">הקורפוס המקורי</w:t>
+              <w:t xml:space="preserve">קבצי הנתונים המקוריים, כרגע </w:t>
+            </w:r>
+            <w:r>
+              <w:rPr>
+                <w:rFonts w:ascii="Consolas" w:cs="Consolas" w:eastAsia="Consolas" w:hAnsi="Consolas"/>
+                <w:color w:val="0F766E"/>
+                <w:sz w:val="20"/>
+                <w:szCs w:val="20"/>
+                <w:rtl w:val="false"/>
+              </w:rPr>
+              <w:t xml:space="preserve">sample_dirty.txt</w:t>
             </w:r>
           </w:p>
         </w:tc>
@@ -3960,7 +3970,7 @@
           <w:szCs w:val="22"/>
           <w:rtl w:val="false"/>
         </w:rPr>
-        <w:t xml:space="preserve">‎"data/raw/corpus_ngram_1000_words.txt"‎</w:t>
+        <w:t xml:space="preserve">‎"data/raw/sample_dirty.txt"‎</w:t>
       </w:r>
       <w:r>
         <w:rPr>
@@ -4177,7 +4187,7 @@
           <w:szCs w:val="24"/>
           <w:rtl/>
         </w:rPr>
-        <w:t xml:space="preserve"> מתוך תיקייה אחרת, הייבוא עדיין מצליח, אבל הקורפוס לא נמצא:</w:t>
+        <w:t xml:space="preserve"> מתוך תיקייה אחרת, הייבוא עדיין מצליח, אבל קובץ הנתונים לא נמצא:</w:t>
       </w:r>
     </w:p>
     <w:p>
@@ -4237,7 +4247,7 @@
           <w:sz w:val="19"/>
           <w:szCs w:val="19"/>
         </w:rPr>
-        <w:t xml:space="preserve">לא נמצא הקובץ data/raw/corpus_ngram_1000_words.txt</w:t>
+        <w:t xml:space="preserve">לא נמצא הקובץ data/raw/sample_dirty.txt</w:t>
       </w:r>
     </w:p>
     <w:p>
@@ -4780,7 +4790,7 @@
                 <w:szCs w:val="22"/>
                 <w:rtl/>
               </w:rPr>
-              <w:t xml:space="preserve"> ובודקים שהקורפוס ב-</w:t>
+              <w:t xml:space="preserve"> ובודקים שקובץ הנתונים ב-</w:t>
             </w:r>
             <w:r>
               <w:rPr>

--- a/PROJECT_STRUCTURE.docx
+++ b/PROJECT_STRUCTURE.docx
@@ -165,7 +165,27 @@
           <w:sz w:val="19"/>
           <w:szCs w:val="19"/>
         </w:rPr>
-        <w:t xml:space="preserve">├── main.py                  &lt;- התוכנית הראשית: מריצים אותה</w:t>
+        <w:t xml:space="preserve">├── main_tokenizer.py        &lt;- שלב 1: מריצים אותה</w:t>
+      </w:r>
+    </w:p>
+    <w:p>
+      <w:pPr>
+        <w:keepNext/>
+        <w:keepLines/>
+        <w:shd w:fill="F1F5F9" w:color="auto" w:val="clear"/>
+        <w:bidi w:val="false"/>
+        <w:spacing w:after="0" w:before="0" w:line="260"/>
+        <w:ind w:left="120" w:right="120"/>
+        <w:jc w:val="left"/>
+      </w:pPr>
+      <w:r>
+        <w:rPr>
+          <w:rFonts w:ascii="Consolas" w:cs="Consolas" w:eastAsia="Consolas" w:hAnsi="Consolas"/>
+          <w:color w:val="0F172A"/>
+          <w:sz w:val="19"/>
+          <w:szCs w:val="19"/>
+        </w:rPr>
+        <w:t xml:space="preserve">├── main_ngrams.py           &lt;- שלב 2: מריצים אותה</w:t>
       </w:r>
     </w:p>
     <w:p>
@@ -549,7 +569,7 @@
                 <w:szCs w:val="20"/>
                 <w:rtl w:val="false"/>
               </w:rPr>
-              <w:t xml:space="preserve">main.py</w:t>
+              <w:t xml:space="preserve">main_tokenizer.py</w:t>
             </w:r>
           </w:p>
         </w:tc>
@@ -711,7 +731,7 @@
                 <w:szCs w:val="20"/>
                 <w:rtl w:val="false"/>
               </w:rPr>
-              <w:t xml:space="preserve">main.py</w:t>
+              <w:t xml:space="preserve">main_tokenizer.py</w:t>
             </w:r>
             <w:r>
               <w:rPr>
@@ -1028,7 +1048,7 @@
                 <w:szCs w:val="20"/>
                 <w:rtl w:val="false"/>
               </w:rPr>
-              <w:t xml:space="preserve">main.py</w:t>
+              <w:t xml:space="preserve">main_tokenizer.py</w:t>
             </w:r>
             <w:r>
               <w:rPr>
@@ -1137,7 +1157,7 @@
                 <w:szCs w:val="20"/>
                 <w:rtl w:val="false"/>
               </w:rPr>
-              <w:t xml:space="preserve">main.py</w:t>
+              <w:t xml:space="preserve">main_tokenizer.py</w:t>
             </w:r>
             <w:r>
               <w:rPr>
@@ -1310,7 +1330,7 @@
           <w:szCs w:val="22"/>
           <w:rtl w:val="false"/>
         </w:rPr>
-        <w:t xml:space="preserve">main.py</w:t>
+        <w:t xml:space="preserve">main_tokenizer.py</w:t>
       </w:r>
       <w:r>
         <w:rPr>
@@ -1501,7 +1521,7 @@
           <w:szCs w:val="22"/>
           <w:rtl w:val="false"/>
         </w:rPr>
-        <w:t xml:space="preserve">main.py</w:t>
+        <w:t xml:space="preserve">main_tokenizer.py</w:t>
       </w:r>
       <w:r>
         <w:rPr>
@@ -2219,7 +2239,7 @@
           <w:szCs w:val="22"/>
           <w:rtl w:val="false"/>
         </w:rPr>
-        <w:t xml:space="preserve">main.py</w:t>
+        <w:t xml:space="preserve">main_tokenizer.py</w:t>
       </w:r>
       <w:r>
         <w:rPr>
@@ -3092,7 +3112,7 @@
           <w:szCs w:val="22"/>
           <w:rtl w:val="false"/>
         </w:rPr>
-        <w:t xml:space="preserve">main.py</w:t>
+        <w:t xml:space="preserve">main_tokenizer.py</w:t>
       </w:r>
       <w:r>
         <w:rPr>
@@ -3373,7 +3393,7 @@
                 <w:szCs w:val="20"/>
                 <w:rtl w:val="false"/>
               </w:rPr>
-              <w:t xml:space="preserve">python main.py</w:t>
+              <w:t xml:space="preserve">python main_tokenizer.py</w:t>
             </w:r>
           </w:p>
         </w:tc>
@@ -3951,7 +3971,7 @@
           <w:szCs w:val="22"/>
           <w:rtl w:val="false"/>
         </w:rPr>
-        <w:t xml:space="preserve">main.py</w:t>
+        <w:t xml:space="preserve">main_tokenizer.py</w:t>
       </w:r>
       <w:r>
         <w:rPr>
@@ -4178,7 +4198,7 @@
           <w:szCs w:val="22"/>
           <w:rtl w:val="false"/>
         </w:rPr>
-        <w:t xml:space="preserve">main.py</w:t>
+        <w:t xml:space="preserve">main_tokenizer.py</w:t>
       </w:r>
       <w:r>
         <w:rPr>
@@ -4227,7 +4247,7 @@
           <w:sz w:val="19"/>
           <w:szCs w:val="19"/>
         </w:rPr>
-        <w:t xml:space="preserve">&gt; python ../main.py</w:t>
+        <w:t xml:space="preserve">&gt; python ../main_tokenizer.py</w:t>
       </w:r>
     </w:p>
     <w:p>
@@ -4927,7 +4947,7 @@
                 <w:szCs w:val="20"/>
                 <w:rtl w:val="false"/>
               </w:rPr>
-              <w:t xml:space="preserve">main.py</w:t>
+              <w:t xml:space="preserve">main_tokenizer.py</w:t>
             </w:r>
             <w:r>
               <w:rPr>
